--- a/INVITACION A FIGMA Y LUGARES  DE MUSICOS.docx
+++ b/INVITACION A FIGMA Y LUGARES  DE MUSICOS.docx
@@ -172,6 +172,9 @@
     <w:p>
       <w:pPr>
         <w:pStyle w:val="NormalWeb"/>
+        <w:rPr>
+          <w:rStyle w:val="Hipervnculo"/>
+        </w:rPr>
       </w:pPr>
       <w:r>
         <w:br/>
@@ -195,234 +198,17 @@
       <w:r>
         <w:t xml:space="preserve"> </w:t>
       </w:r>
-      <w:r>
-        <w:rPr>
-          <w:rStyle w:val="Hipervnculo"/>
-        </w:rPr>
-        <w:t>https://www.figma.com/make/uZMEFyX3Won8yStf2AMpxA/BandasMatch?p=f&amp;t=QzfD6ie1aScCQZ7x-0&amp;fullscreen=1</w:t>
-      </w:r>
-      <w:bookmarkStart w:id="0" w:name="_GoBack"/>
-      <w:bookmarkEnd w:id="0"/>
     </w:p>
     <w:p>
       <w:pPr>
         <w:pStyle w:val="NormalWeb"/>
-      </w:pPr>
-      <w:r>
-        <w:rPr>
-          <w:rStyle w:val="Textoennegrita"/>
-        </w:rPr>
-        <w:t>Qué hacer:</w:t>
-      </w:r>
-      <w:r>
-        <w:br/>
-        <w:t>1️</w:t>
-      </w:r>
-      <w:r>
-        <w:rPr>
-          <w:rFonts w:ascii="Tahoma" w:hAnsi="Tahoma" w:cs="Tahoma"/>
-        </w:rPr>
-        <w:t>⃣</w:t>
-      </w:r>
-      <w:r>
-        <w:t xml:space="preserve"> </w:t>
-      </w:r>
-      <w:proofErr w:type="gramStart"/>
-      <w:r>
-        <w:t>Regístrate</w:t>
-      </w:r>
-      <w:r>
-        <w:t xml:space="preserve">  y</w:t>
-      </w:r>
-      <w:proofErr w:type="gramEnd"/>
-      <w:r>
-        <w:t xml:space="preserve"> crea tu perfil de músico.</w:t>
-      </w:r>
-      <w:r>
-        <w:br/>
-        <w:t>2️</w:t>
-      </w:r>
-      <w:r>
-        <w:rPr>
-          <w:rFonts w:ascii="Tahoma" w:hAnsi="Tahoma" w:cs="Tahoma"/>
-        </w:rPr>
-        <w:t>⃣</w:t>
-      </w:r>
-      <w:r>
-        <w:t xml:space="preserve"> Métete a </w:t>
-      </w:r>
-      <w:r>
-        <w:t xml:space="preserve"> </w:t>
-      </w:r>
-      <w:r>
-        <w:rPr>
-          <w:b/>
-        </w:rPr>
-        <w:t>COLABORACIONES.</w:t>
-      </w:r>
-      <w:r>
-        <w:br/>
-        <w:t>3️</w:t>
-      </w:r>
-      <w:r>
-        <w:rPr>
-          <w:rFonts w:ascii="Tahoma" w:hAnsi="Tahoma" w:cs="Tahoma"/>
-        </w:rPr>
-        <w:t>⃣</w:t>
-      </w:r>
-      <w:r>
-        <w:t xml:space="preserve"> Prueba los géneros y filtros</w:t>
-      </w:r>
-      <w:r>
-        <w:t>.</w:t>
-      </w:r>
-      <w:r>
-        <w:br/>
-        <w:t>4️</w:t>
-      </w:r>
-      <w:r>
-        <w:rPr>
-          <w:rFonts w:ascii="Tahoma" w:hAnsi="Tahoma" w:cs="Tahoma"/>
-        </w:rPr>
-        <w:t>⃣</w:t>
-      </w:r>
-      <w:r>
-        <w:t xml:space="preserve"> Manda un mensaje al músico que </w:t>
-      </w:r>
-      <w:r>
-        <w:t>quieras contactar</w:t>
-      </w:r>
-      <w:r>
-        <w:t>.</w:t>
-      </w:r>
-      <w:r>
-        <w:t xml:space="preserve"> </w:t>
-      </w:r>
-    </w:p>
-    <w:p>
-      <w:pPr>
-        <w:pStyle w:val="NormalWeb"/>
-        <w:rPr>
-          <w:b/>
-          <w:sz w:val="32"/>
-        </w:rPr>
-      </w:pPr>
-      <w:r>
-        <w:rPr>
-          <w:rFonts w:ascii="Segoe UI Emoji" w:hAnsi="Segoe UI Emoji" w:cs="Segoe UI Emoji"/>
-          <w:b/>
-          <w:sz w:val="32"/>
-        </w:rPr>
-        <w:t>⚠</w:t>
-      </w:r>
-      <w:r>
-        <w:rPr>
-          <w:b/>
-          <w:sz w:val="32"/>
-        </w:rPr>
-        <w:t>️ Aviso rápido</w:t>
-      </w:r>
-      <w:r>
-        <w:rPr>
-          <w:b/>
-          <w:sz w:val="32"/>
-        </w:rPr>
-        <w:br/>
-      </w:r>
-      <w:proofErr w:type="spellStart"/>
-      <w:r>
-        <w:rPr>
-          <w:b/>
-          <w:sz w:val="32"/>
-        </w:rPr>
-        <w:t>Figma</w:t>
-      </w:r>
-      <w:proofErr w:type="spellEnd"/>
-      <w:r>
-        <w:rPr>
-          <w:b/>
-          <w:sz w:val="32"/>
-        </w:rPr>
-        <w:t xml:space="preserve"> muestra un mensaje automático de seguridad.</w:t>
-      </w:r>
-      <w:r>
-        <w:rPr>
-          <w:b/>
-          <w:sz w:val="32"/>
-        </w:rPr>
-        <w:br/>
-        <w:t>Es normal.</w:t>
-      </w:r>
-      <w:r>
-        <w:rPr>
-          <w:b/>
-          <w:sz w:val="32"/>
-        </w:rPr>
-        <w:br/>
-        <w:t>Usa datos ficticios. Es solo una prueba.</w:t>
-      </w:r>
-    </w:p>
-    <w:p>
-      <w:pPr>
-        <w:pStyle w:val="NormalWeb"/>
-        <w:rPr>
-          <w:rFonts w:ascii="Segoe UI Emoji" w:hAnsi="Segoe UI Emoji" w:cs="Segoe UI Emoji"/>
-        </w:rPr>
-      </w:pPr>
-      <w:r>
-        <w:rPr>
-          <w:rFonts w:ascii="Segoe UI Emoji" w:hAnsi="Segoe UI Emoji" w:cs="Segoe UI Emoji"/>
-        </w:rPr>
-        <w:t>💬</w:t>
-      </w:r>
-      <w:r>
-        <w:t xml:space="preserve"> </w:t>
-      </w:r>
-      <w:r>
-        <w:rPr>
-          <w:rFonts w:ascii="Segoe UI Emoji" w:hAnsi="Segoe UI Emoji" w:cs="Segoe UI Emoji"/>
-        </w:rPr>
-        <w:t>Usando el siguiente enlace podemos ver que necesitamos mejorar. Ll</w:t>
-      </w:r>
-      <w:r>
-        <w:rPr>
-          <w:rFonts w:ascii="Segoe UI Emoji" w:hAnsi="Segoe UI Emoji" w:cs="Segoe UI Emoji"/>
-        </w:rPr>
-        <w:t xml:space="preserve">ena </w:t>
-      </w:r>
-      <w:r>
-        <w:rPr>
-          <w:rFonts w:ascii="Segoe UI Emoji" w:hAnsi="Segoe UI Emoji" w:cs="Segoe UI Emoji"/>
-        </w:rPr>
-        <w:t xml:space="preserve">este cuestionario </w:t>
-      </w:r>
-      <w:r>
-        <w:rPr>
-          <w:rFonts w:ascii="Segoe UI Emoji" w:hAnsi="Segoe UI Emoji" w:cs="Segoe UI Emoji"/>
-        </w:rPr>
-        <w:t>para crecer</w:t>
-      </w:r>
-      <w:r>
-        <w:rPr>
-          <w:rFonts w:ascii="Segoe UI Emoji" w:hAnsi="Segoe UI Emoji" w:cs="Segoe UI Emoji"/>
-        </w:rPr>
-        <w:t>.</w:t>
-      </w:r>
-    </w:p>
-    <w:p>
-      <w:pPr>
-        <w:rPr>
-          <w:rStyle w:val="Hipervnculo"/>
-          <w:sz w:val="24"/>
-        </w:rPr>
       </w:pPr>
       <w:hyperlink r:id="rId7" w:history="1">
         <w:r>
           <w:rPr>
             <w:rStyle w:val="Hipervnculo"/>
-            <w:sz w:val="24"/>
           </w:rPr>
-          <w:t>https://docs.google.com/forms/d/e/1FAIpQLSej70cx4xECa4IvFOraQIHUYtR5uDpqX1aQVaFH_AYeUiIK3g/viewform?usp=publish-editor</w:t>
+          <w:t>https://www.figma.com/make/uZMEFyX3Won8yStf2AMpxA/BandasMatch?fullscreen=1&amp;t=99msh1jXYyxKwDeN-1</w:t>
         </w:r>
       </w:hyperlink>
     </w:p>
@@ -431,447 +217,198 @@
         <w:pStyle w:val="NormalWeb"/>
       </w:pPr>
       <w:r>
-        <w:br/>
-        <w:t>Es para pulir todo antes de lanzar la versión final.</w:t>
+        <w:rPr>
+          <w:rStyle w:val="Textoennegrita"/>
+        </w:rPr>
+        <w:t>Qué hacer:</w:t>
+      </w:r>
+      <w:r>
+        <w:br/>
+        <w:t>1️</w:t>
+      </w:r>
+      <w:r>
+        <w:rPr>
+          <w:rFonts w:ascii="Tahoma" w:hAnsi="Tahoma" w:cs="Tahoma"/>
+        </w:rPr>
+        <w:t>⃣</w:t>
+      </w:r>
+      <w:r>
+        <w:t xml:space="preserve"> </w:t>
+      </w:r>
+      <w:proofErr w:type="gramStart"/>
+      <w:r>
+        <w:t>Regístrate</w:t>
+      </w:r>
+      <w:r>
+        <w:t xml:space="preserve">  y</w:t>
+      </w:r>
+      <w:proofErr w:type="gramEnd"/>
+      <w:r>
+        <w:t xml:space="preserve"> crea tu perfil de músico.</w:t>
+      </w:r>
+      <w:r>
+        <w:br/>
+        <w:t>2️</w:t>
+      </w:r>
+      <w:r>
+        <w:rPr>
+          <w:rFonts w:ascii="Tahoma" w:hAnsi="Tahoma" w:cs="Tahoma"/>
+        </w:rPr>
+        <w:t>⃣</w:t>
+      </w:r>
+      <w:r>
+        <w:t xml:space="preserve"> Métete a </w:t>
+      </w:r>
+      <w:r>
+        <w:t xml:space="preserve"> </w:t>
+      </w:r>
+      <w:r>
+        <w:rPr>
+          <w:b/>
+        </w:rPr>
+        <w:t>COLABORACIONES.</w:t>
+      </w:r>
+      <w:r>
+        <w:br/>
+        <w:t>3️</w:t>
+      </w:r>
+      <w:r>
+        <w:rPr>
+          <w:rFonts w:ascii="Tahoma" w:hAnsi="Tahoma" w:cs="Tahoma"/>
+        </w:rPr>
+        <w:t>⃣</w:t>
+      </w:r>
+      <w:r>
+        <w:t xml:space="preserve"> Prueba los géneros y filtros</w:t>
+      </w:r>
+      <w:r>
+        <w:t>.</w:t>
+      </w:r>
+      <w:r>
+        <w:br/>
+        <w:t>4️</w:t>
+      </w:r>
+      <w:r>
+        <w:rPr>
+          <w:rFonts w:ascii="Tahoma" w:hAnsi="Tahoma" w:cs="Tahoma"/>
+        </w:rPr>
+        <w:t>⃣</w:t>
+      </w:r>
+      <w:r>
+        <w:t xml:space="preserve"> Manda un mensaje al músico que </w:t>
+      </w:r>
+      <w:r>
+        <w:t>quieras contactar</w:t>
+      </w:r>
+      <w:r>
+        <w:t>.</w:t>
+      </w:r>
+      <w:r>
+        <w:t xml:space="preserve"> </w:t>
       </w:r>
     </w:p>
     <w:p>
       <w:pPr>
         <w:pStyle w:val="NormalWeb"/>
         <w:rPr>
+          <w:b/>
           <w:sz w:val="32"/>
         </w:rPr>
       </w:pPr>
-    </w:p>
-    <w:p>
-      <w:pPr>
-        <w:pStyle w:val="Ttulo1"/>
-      </w:pPr>
-      <w:r>
-        <w:rPr>
-          <w:rStyle w:val="Textoennegrita"/>
-          <w:b/>
-          <w:bCs/>
-        </w:rPr>
-        <w:lastRenderedPageBreak/>
-        <w:t>2. Publicación para Facebook (versión visual, llamativa y dirigida a músicos)</w:t>
+      <w:r>
+        <w:rPr>
+          <w:rFonts w:ascii="Segoe UI Emoji" w:hAnsi="Segoe UI Emoji" w:cs="Segoe UI Emoji"/>
+          <w:b/>
+          <w:sz w:val="32"/>
+        </w:rPr>
+        <w:t>⚠</w:t>
+      </w:r>
+      <w:r>
+        <w:rPr>
+          <w:b/>
+          <w:sz w:val="32"/>
+        </w:rPr>
+        <w:t>️ Aviso rápido</w:t>
+      </w:r>
+      <w:r>
+        <w:rPr>
+          <w:b/>
+          <w:sz w:val="32"/>
+        </w:rPr>
+        <w:br/>
+      </w:r>
+      <w:proofErr w:type="spellStart"/>
+      <w:r>
+        <w:rPr>
+          <w:b/>
+          <w:sz w:val="32"/>
+        </w:rPr>
+        <w:t>Figma</w:t>
+      </w:r>
+      <w:proofErr w:type="spellEnd"/>
+      <w:r>
+        <w:rPr>
+          <w:b/>
+          <w:sz w:val="32"/>
+        </w:rPr>
+        <w:t xml:space="preserve"> muestra un mensaje automático de seguridad.</w:t>
+      </w:r>
+      <w:r>
+        <w:rPr>
+          <w:b/>
+          <w:sz w:val="32"/>
+        </w:rPr>
+        <w:br/>
+        <w:t>Es normal.</w:t>
+      </w:r>
+      <w:r>
+        <w:rPr>
+          <w:b/>
+          <w:sz w:val="32"/>
+        </w:rPr>
+        <w:br/>
+        <w:t>Usa datos ficticios. Es solo una prueba.</w:t>
       </w:r>
     </w:p>
     <w:p>
       <w:pPr>
         <w:pStyle w:val="NormalWeb"/>
-      </w:pPr>
-      <w:r>
-        <w:rPr>
-          <w:rFonts w:ascii="Segoe UI Emoji" w:hAnsi="Segoe UI Emoji" w:cs="Segoe UI Emoji"/>
-        </w:rPr>
-        <w:t>🎶</w:t>
+        <w:rPr>
+          <w:rFonts w:ascii="Segoe UI Emoji" w:hAnsi="Segoe UI Emoji" w:cs="Segoe UI Emoji"/>
+        </w:rPr>
+      </w:pPr>
+      <w:r>
+        <w:rPr>
+          <w:rFonts w:ascii="Segoe UI Emoji" w:hAnsi="Segoe UI Emoji" w:cs="Segoe UI Emoji"/>
+        </w:rPr>
+        <w:t>💬</w:t>
       </w:r>
       <w:r>
         <w:t xml:space="preserve"> </w:t>
       </w:r>
       <w:r>
         <w:rPr>
-          <w:rStyle w:val="Textoennegrita"/>
-        </w:rPr>
-        <w:t>MÚSICOS DE ECUADOR, NECESITO SU OÍDO UN MOMENTITO</w:t>
-      </w:r>
-      <w:r>
-        <w:t xml:space="preserve"> </w:t>
-      </w:r>
-      <w:r>
-        <w:rPr>
-          <w:rFonts w:ascii="Segoe UI Emoji" w:hAnsi="Segoe UI Emoji" w:cs="Segoe UI Emoji"/>
-        </w:rPr>
-        <w:t>🎶</w:t>
-      </w:r>
-    </w:p>
-    <w:p>
-      <w:pPr>
-        <w:pStyle w:val="NormalWeb"/>
-      </w:pPr>
-      <w:r>
-        <w:t xml:space="preserve">Estoy armando una app hecha </w:t>
-      </w:r>
-      <w:r>
-        <w:rPr>
-          <w:rStyle w:val="Textoennegrita"/>
-        </w:rPr>
-        <w:t>solo para músicos</w:t>
-      </w:r>
-      <w:r>
-        <w:t>:</w:t>
-      </w:r>
-      <w:r>
-        <w:br/>
-      </w:r>
-      <w:r>
-        <w:rPr>
-          <w:rFonts w:ascii="Segoe UI Emoji" w:hAnsi="Segoe UI Emoji" w:cs="Segoe UI Emoji"/>
-        </w:rPr>
-        <w:t>✔</w:t>
-      </w:r>
-      <w:r>
-        <w:t xml:space="preserve"> Encontrar bandas</w:t>
-      </w:r>
-      <w:r>
-        <w:br/>
-      </w:r>
-      <w:r>
-        <w:rPr>
-          <w:rFonts w:ascii="Segoe UI Emoji" w:hAnsi="Segoe UI Emoji" w:cs="Segoe UI Emoji"/>
-        </w:rPr>
-        <w:t>✔</w:t>
-      </w:r>
-      <w:r>
-        <w:t xml:space="preserve"> Buscar integrantes</w:t>
-      </w:r>
-      <w:r>
-        <w:br/>
-      </w:r>
-      <w:r>
-        <w:rPr>
-          <w:rFonts w:ascii="Segoe UI Emoji" w:hAnsi="Segoe UI Emoji" w:cs="Segoe UI Emoji"/>
-        </w:rPr>
-        <w:t>✔</w:t>
-      </w:r>
-      <w:r>
-        <w:t xml:space="preserve"> Conseguir toques</w:t>
-      </w:r>
-      <w:r>
-        <w:br/>
-      </w:r>
-      <w:r>
-        <w:rPr>
-          <w:rFonts w:ascii="Segoe UI Emoji" w:hAnsi="Segoe UI Emoji" w:cs="Segoe UI Emoji"/>
-        </w:rPr>
-        <w:t>✔</w:t>
-      </w:r>
-      <w:r>
-        <w:t xml:space="preserve"> Hacer colaboraciones</w:t>
-      </w:r>
-      <w:r>
-        <w:br/>
-      </w:r>
-      <w:r>
-        <w:rPr>
-          <w:rFonts w:ascii="Segoe UI Emoji" w:hAnsi="Segoe UI Emoji" w:cs="Segoe UI Emoji"/>
-        </w:rPr>
-        <w:t>✔</w:t>
-      </w:r>
-      <w:r>
-        <w:t xml:space="preserve"> Conectar con gente seria de la movida </w:t>
-      </w:r>
-      <w:r>
-        <w:rPr>
-          <w:rFonts w:ascii="Segoe UI Emoji" w:hAnsi="Segoe UI Emoji" w:cs="Segoe UI Emoji"/>
-        </w:rPr>
-        <w:t>🎤🥁🎸</w:t>
-      </w:r>
-    </w:p>
-    <w:p>
-      <w:pPr>
-        <w:pStyle w:val="NormalWeb"/>
-      </w:pPr>
-      <w:r>
-        <w:t xml:space="preserve">Ya tengo el </w:t>
-      </w:r>
-      <w:r>
-        <w:rPr>
-          <w:rStyle w:val="Textoennegrita"/>
-        </w:rPr>
-        <w:t>prototipo</w:t>
-      </w:r>
-      <w:r>
-        <w:t xml:space="preserve"> y necesito que lo prueben unos minutos para afinar detalles.</w:t>
-      </w:r>
-    </w:p>
-    <w:p>
-      <w:pPr>
-        <w:pStyle w:val="NormalWeb"/>
-        <w:rPr>
-          <w:b/>
-          <w:sz w:val="28"/>
-        </w:rPr>
-      </w:pPr>
-      <w:r>
-        <w:rPr>
-          <w:rFonts w:ascii="Segoe UI Emoji" w:hAnsi="Segoe UI Emoji" w:cs="Segoe UI Emoji"/>
-          <w:b/>
-          <w:sz w:val="28"/>
-        </w:rPr>
-        <w:t>⚠</w:t>
-      </w:r>
-      <w:r>
-        <w:rPr>
-          <w:b/>
-          <w:sz w:val="28"/>
-        </w:rPr>
-        <w:t>️ Importante:</w:t>
-      </w:r>
-      <w:r>
-        <w:rPr>
-          <w:b/>
-          <w:sz w:val="28"/>
-        </w:rPr>
-        <w:br/>
-        <w:t xml:space="preserve">Si el prototipo no carga bien, ábrelo en </w:t>
-      </w:r>
-      <w:r>
-        <w:rPr>
-          <w:rStyle w:val="Textoennegrita"/>
-          <w:b w:val="0"/>
-          <w:sz w:val="28"/>
-        </w:rPr>
-        <w:t>Chrome o Safari</w:t>
-      </w:r>
-      <w:r>
-        <w:rPr>
-          <w:b/>
-          <w:sz w:val="28"/>
-        </w:rPr>
-        <w:t xml:space="preserve"> usando “Abrir en navegador externo”.</w:t>
-      </w:r>
-    </w:p>
-    <w:p>
-      <w:pPr>
-        <w:pStyle w:val="NormalWeb"/>
-        <w:rPr>
-          <w:rStyle w:val="Textoennegrita"/>
-        </w:rPr>
-      </w:pPr>
-      <w:r>
-        <w:rPr>
-          <w:rFonts w:ascii="Segoe UI Emoji" w:hAnsi="Segoe UI Emoji" w:cs="Segoe UI Emoji"/>
-        </w:rPr>
-        <w:t>👉</w:t>
-      </w:r>
-      <w:r>
-        <w:t xml:space="preserve"> </w:t>
-      </w:r>
-      <w:r>
-        <w:rPr>
-          <w:rStyle w:val="Textoennegrita"/>
-        </w:rPr>
-        <w:t>Prototipo aquí:</w:t>
-      </w:r>
-    </w:p>
-    <w:p>
-      <w:pPr>
-        <w:pStyle w:val="NormalWeb"/>
-      </w:pPr>
-      <w:r>
-        <w:br/>
-      </w:r>
-      <w:r>
-        <w:rPr>
-          <w:rFonts w:ascii="Segoe UI Emoji" w:hAnsi="Segoe UI Emoji" w:cs="Segoe UI Emoji"/>
-        </w:rPr>
-        <w:t>🔗</w:t>
-      </w:r>
-      <w:r>
-        <w:t xml:space="preserve"> </w:t>
-      </w:r>
-      <w:r>
-        <w:rPr>
-          <w:rStyle w:val="Hipervnculo"/>
-        </w:rPr>
-        <w:t>https://www.figma.com/make/uZMEFyX3Won8yStf2AMpxA/BandasMatch?p=f&amp;t=QzfD6ie1aScCQZ7x-0&amp;fullscreen=1</w:t>
-      </w:r>
-    </w:p>
-    <w:p>
-      <w:pPr>
-        <w:pStyle w:val="NormalWeb"/>
-      </w:pPr>
-    </w:p>
-    <w:p>
-      <w:pPr>
-        <w:pStyle w:val="NormalWeb"/>
-      </w:pPr>
-      <w:r>
-        <w:rPr>
-          <w:rStyle w:val="Textoennegrita"/>
-        </w:rPr>
-        <w:t>Qué hacer:</w:t>
-      </w:r>
-      <w:r>
-        <w:br/>
-        <w:t>1️</w:t>
-      </w:r>
-      <w:r>
-        <w:rPr>
-          <w:rFonts w:ascii="Tahoma" w:hAnsi="Tahoma" w:cs="Tahoma"/>
-        </w:rPr>
-        <w:t>⃣</w:t>
-      </w:r>
-      <w:r>
-        <w:t xml:space="preserve"> </w:t>
-      </w:r>
-      <w:r>
-        <w:t>1️</w:t>
-      </w:r>
-      <w:r>
-        <w:rPr>
-          <w:rFonts w:ascii="Tahoma" w:hAnsi="Tahoma" w:cs="Tahoma"/>
-        </w:rPr>
-        <w:t>⃣</w:t>
-      </w:r>
-      <w:r>
-        <w:t xml:space="preserve"> </w:t>
-      </w:r>
-      <w:proofErr w:type="gramStart"/>
-      <w:r>
-        <w:t>Regístrate  y</w:t>
-      </w:r>
-      <w:proofErr w:type="gramEnd"/>
-      <w:r>
-        <w:t xml:space="preserve"> crea tu perfil de músico.</w:t>
-      </w:r>
-      <w:r>
-        <w:br/>
-        <w:t>2️</w:t>
-      </w:r>
-      <w:r>
-        <w:rPr>
-          <w:rFonts w:ascii="Tahoma" w:hAnsi="Tahoma" w:cs="Tahoma"/>
-        </w:rPr>
-        <w:t>⃣</w:t>
-      </w:r>
-      <w:r>
-        <w:t xml:space="preserve"> Métete a  </w:t>
-      </w:r>
-      <w:r>
-        <w:rPr>
-          <w:b/>
-        </w:rPr>
-        <w:t>COLABORACIONES.</w:t>
-      </w:r>
-      <w:r>
-        <w:br/>
-        <w:t>3️</w:t>
-      </w:r>
-      <w:r>
-        <w:rPr>
-          <w:rFonts w:ascii="Tahoma" w:hAnsi="Tahoma" w:cs="Tahoma"/>
-        </w:rPr>
-        <w:t>⃣</w:t>
-      </w:r>
-      <w:r>
-        <w:t xml:space="preserve"> Prueba los géneros y filtros.</w:t>
-      </w:r>
-      <w:r>
-        <w:br/>
-        <w:t>4️</w:t>
-      </w:r>
-      <w:r>
-        <w:rPr>
-          <w:rFonts w:ascii="Tahoma" w:hAnsi="Tahoma" w:cs="Tahoma"/>
-        </w:rPr>
-        <w:t>⃣</w:t>
-      </w:r>
-      <w:r>
-        <w:t xml:space="preserve"> Manda un mensaje al músico que quieras contactar.</w:t>
-      </w:r>
-    </w:p>
-    <w:p>
-      <w:pPr>
-        <w:pStyle w:val="NormalWeb"/>
-        <w:rPr>
-          <w:b/>
-          <w:sz w:val="32"/>
-        </w:rPr>
-      </w:pPr>
-      <w:r>
-        <w:rPr>
-          <w:rFonts w:ascii="Segoe UI Emoji" w:hAnsi="Segoe UI Emoji" w:cs="Segoe UI Emoji"/>
-          <w:b/>
-          <w:sz w:val="32"/>
-        </w:rPr>
-        <w:t>⚠</w:t>
-      </w:r>
-      <w:r>
-        <w:rPr>
-          <w:b/>
-          <w:sz w:val="32"/>
-        </w:rPr>
-        <w:t>️ Aviso rápido</w:t>
-      </w:r>
-      <w:r>
-        <w:rPr>
-          <w:b/>
-          <w:sz w:val="32"/>
-        </w:rPr>
-        <w:br/>
-      </w:r>
-      <w:proofErr w:type="spellStart"/>
-      <w:r>
-        <w:rPr>
-          <w:b/>
-          <w:sz w:val="32"/>
-        </w:rPr>
-        <w:t>Figma</w:t>
-      </w:r>
-      <w:proofErr w:type="spellEnd"/>
-      <w:r>
-        <w:rPr>
-          <w:b/>
-          <w:sz w:val="32"/>
-        </w:rPr>
-        <w:t xml:space="preserve"> muestra un mensaje automático de seguridad.</w:t>
-      </w:r>
-      <w:r>
-        <w:rPr>
-          <w:b/>
-          <w:sz w:val="32"/>
-        </w:rPr>
-        <w:br/>
-        <w:t>Es normal.</w:t>
-      </w:r>
-      <w:r>
-        <w:rPr>
-          <w:b/>
-          <w:sz w:val="32"/>
-        </w:rPr>
-        <w:br/>
-        <w:t>Usa datos ficticios. Es solo una prueba.</w:t>
-      </w:r>
-    </w:p>
-    <w:p>
-      <w:pPr>
-        <w:pStyle w:val="NormalWeb"/>
-        <w:rPr>
-          <w:rFonts w:ascii="Segoe UI Emoji" w:hAnsi="Segoe UI Emoji" w:cs="Segoe UI Emoji"/>
-        </w:rPr>
-      </w:pPr>
-      <w:r>
-        <w:br/>
-      </w:r>
-      <w:r>
-        <w:rPr>
-          <w:rFonts w:ascii="Segoe UI Emoji" w:hAnsi="Segoe UI Emoji" w:cs="Segoe UI Emoji"/>
-        </w:rPr>
-        <w:t>💬</w:t>
-      </w:r>
-      <w:r>
-        <w:t xml:space="preserve"> </w:t>
-      </w:r>
-      <w:r>
-        <w:rPr>
-          <w:rFonts w:ascii="Segoe UI Emoji" w:hAnsi="Segoe UI Emoji" w:cs="Segoe UI Emoji"/>
-        </w:rPr>
-        <w:t>Usando el siguiente enlace podemos ver que necesitamos mejorar. L</w:t>
-      </w:r>
-      <w:r>
-        <w:rPr>
-          <w:rFonts w:ascii="Segoe UI Emoji" w:hAnsi="Segoe UI Emoji" w:cs="Segoe UI Emoji"/>
-        </w:rPr>
-        <w:t>lena este cuestionario</w:t>
-      </w:r>
-      <w:r>
-        <w:rPr>
-          <w:rFonts w:ascii="Segoe UI Emoji" w:hAnsi="Segoe UI Emoji" w:cs="Segoe UI Emoji"/>
-        </w:rPr>
-        <w:t xml:space="preserve"> para crecer</w:t>
+          <w:rFonts w:ascii="Segoe UI Emoji" w:hAnsi="Segoe UI Emoji" w:cs="Segoe UI Emoji"/>
+        </w:rPr>
+        <w:t>Usando el siguiente enlace podemos ver que necesitamos mejorar. Ll</w:t>
+      </w:r>
+      <w:r>
+        <w:rPr>
+          <w:rFonts w:ascii="Segoe UI Emoji" w:hAnsi="Segoe UI Emoji" w:cs="Segoe UI Emoji"/>
+        </w:rPr>
+        <w:t xml:space="preserve">ena </w:t>
+      </w:r>
+      <w:r>
+        <w:rPr>
+          <w:rFonts w:ascii="Segoe UI Emoji" w:hAnsi="Segoe UI Emoji" w:cs="Segoe UI Emoji"/>
+        </w:rPr>
+        <w:t xml:space="preserve">este cuestionario </w:t>
+      </w:r>
+      <w:r>
+        <w:rPr>
+          <w:rFonts w:ascii="Segoe UI Emoji" w:hAnsi="Segoe UI Emoji" w:cs="Segoe UI Emoji"/>
+        </w:rPr>
+        <w:t>para crecer</w:t>
       </w:r>
       <w:r>
         <w:rPr>
@@ -902,7 +439,499 @@
         <w:pStyle w:val="NormalWeb"/>
       </w:pPr>
       <w:r>
+        <w:br/>
+        <w:t>Es para pulir todo antes de lanzar la versión final.</w:t>
+      </w:r>
+    </w:p>
+    <w:p>
+      <w:pPr>
+        <w:pStyle w:val="NormalWeb"/>
+        <w:rPr>
+          <w:sz w:val="32"/>
+        </w:rPr>
+      </w:pPr>
+    </w:p>
+    <w:p>
+      <w:pPr>
+        <w:pStyle w:val="Ttulo1"/>
+      </w:pPr>
+      <w:r>
+        <w:rPr>
+          <w:rStyle w:val="Textoennegrita"/>
+          <w:b/>
+          <w:bCs/>
+        </w:rPr>
         <w:lastRenderedPageBreak/>
+        <w:t>2. Publicación para Facebook (versión visual, llamativa y dirigida a músicos)</w:t>
+      </w:r>
+    </w:p>
+    <w:p>
+      <w:pPr>
+        <w:pStyle w:val="NormalWeb"/>
+      </w:pPr>
+      <w:r>
+        <w:rPr>
+          <w:rFonts w:ascii="Segoe UI Emoji" w:hAnsi="Segoe UI Emoji" w:cs="Segoe UI Emoji"/>
+        </w:rPr>
+        <w:t>🎶</w:t>
+      </w:r>
+      <w:r>
+        <w:t xml:space="preserve"> </w:t>
+      </w:r>
+      <w:r>
+        <w:rPr>
+          <w:rStyle w:val="Textoennegrita"/>
+        </w:rPr>
+        <w:t>MÚSICOS DE ECUADOR, NECESITO SU OÍDO UN MOMENTITO</w:t>
+      </w:r>
+      <w:r>
+        <w:t xml:space="preserve"> </w:t>
+      </w:r>
+      <w:r>
+        <w:rPr>
+          <w:rFonts w:ascii="Segoe UI Emoji" w:hAnsi="Segoe UI Emoji" w:cs="Segoe UI Emoji"/>
+        </w:rPr>
+        <w:t>🎶</w:t>
+      </w:r>
+    </w:p>
+    <w:p>
+      <w:pPr>
+        <w:pStyle w:val="NormalWeb"/>
+      </w:pPr>
+      <w:r>
+        <w:t xml:space="preserve">Estoy armando una app hecha </w:t>
+      </w:r>
+      <w:r>
+        <w:rPr>
+          <w:rStyle w:val="Textoennegrita"/>
+        </w:rPr>
+        <w:t>solo para músicos</w:t>
+      </w:r>
+      <w:r>
+        <w:t>:</w:t>
+      </w:r>
+      <w:r>
+        <w:br/>
+      </w:r>
+      <w:r>
+        <w:rPr>
+          <w:rFonts w:ascii="Segoe UI Emoji" w:hAnsi="Segoe UI Emoji" w:cs="Segoe UI Emoji"/>
+        </w:rPr>
+        <w:t>✔</w:t>
+      </w:r>
+      <w:r>
+        <w:t xml:space="preserve"> Encontrar bandas</w:t>
+      </w:r>
+      <w:r>
+        <w:br/>
+      </w:r>
+      <w:r>
+        <w:rPr>
+          <w:rFonts w:ascii="Segoe UI Emoji" w:hAnsi="Segoe UI Emoji" w:cs="Segoe UI Emoji"/>
+        </w:rPr>
+        <w:t>✔</w:t>
+      </w:r>
+      <w:r>
+        <w:t xml:space="preserve"> Buscar integrantes</w:t>
+      </w:r>
+      <w:r>
+        <w:br/>
+      </w:r>
+      <w:r>
+        <w:rPr>
+          <w:rFonts w:ascii="Segoe UI Emoji" w:hAnsi="Segoe UI Emoji" w:cs="Segoe UI Emoji"/>
+        </w:rPr>
+        <w:t>✔</w:t>
+      </w:r>
+      <w:r>
+        <w:t xml:space="preserve"> Conseguir toques</w:t>
+      </w:r>
+      <w:r>
+        <w:br/>
+      </w:r>
+      <w:r>
+        <w:rPr>
+          <w:rFonts w:ascii="Segoe UI Emoji" w:hAnsi="Segoe UI Emoji" w:cs="Segoe UI Emoji"/>
+        </w:rPr>
+        <w:t>✔</w:t>
+      </w:r>
+      <w:r>
+        <w:t xml:space="preserve"> Hacer colaboraciones</w:t>
+      </w:r>
+      <w:r>
+        <w:br/>
+      </w:r>
+      <w:r>
+        <w:rPr>
+          <w:rFonts w:ascii="Segoe UI Emoji" w:hAnsi="Segoe UI Emoji" w:cs="Segoe UI Emoji"/>
+        </w:rPr>
+        <w:t>✔</w:t>
+      </w:r>
+      <w:r>
+        <w:t xml:space="preserve"> Conectar con gente seria de la movida </w:t>
+      </w:r>
+      <w:r>
+        <w:rPr>
+          <w:rFonts w:ascii="Segoe UI Emoji" w:hAnsi="Segoe UI Emoji" w:cs="Segoe UI Emoji"/>
+        </w:rPr>
+        <w:t>🎤🥁🎸</w:t>
+      </w:r>
+    </w:p>
+    <w:p>
+      <w:pPr>
+        <w:pStyle w:val="NormalWeb"/>
+      </w:pPr>
+      <w:r>
+        <w:t xml:space="preserve">Ya tengo el </w:t>
+      </w:r>
+      <w:r>
+        <w:rPr>
+          <w:rStyle w:val="Textoennegrita"/>
+        </w:rPr>
+        <w:t>prototipo</w:t>
+      </w:r>
+      <w:r>
+        <w:t xml:space="preserve"> y necesito que lo prueben unos minutos para afinar detalles.</w:t>
+      </w:r>
+    </w:p>
+    <w:p>
+      <w:pPr>
+        <w:pStyle w:val="NormalWeb"/>
+        <w:rPr>
+          <w:b/>
+          <w:sz w:val="28"/>
+        </w:rPr>
+      </w:pPr>
+      <w:r>
+        <w:rPr>
+          <w:rFonts w:ascii="Segoe UI Emoji" w:hAnsi="Segoe UI Emoji" w:cs="Segoe UI Emoji"/>
+          <w:b/>
+          <w:sz w:val="28"/>
+        </w:rPr>
+        <w:t>⚠</w:t>
+      </w:r>
+      <w:r>
+        <w:rPr>
+          <w:b/>
+          <w:sz w:val="28"/>
+        </w:rPr>
+        <w:t>️ Importante:</w:t>
+      </w:r>
+      <w:r>
+        <w:rPr>
+          <w:b/>
+          <w:sz w:val="28"/>
+        </w:rPr>
+        <w:br/>
+        <w:t xml:space="preserve">Si el prototipo no carga bien, ábrelo en </w:t>
+      </w:r>
+      <w:r>
+        <w:rPr>
+          <w:rStyle w:val="Textoennegrita"/>
+          <w:b w:val="0"/>
+          <w:sz w:val="28"/>
+        </w:rPr>
+        <w:t>Chrome o Safari</w:t>
+      </w:r>
+      <w:r>
+        <w:rPr>
+          <w:b/>
+          <w:sz w:val="28"/>
+        </w:rPr>
+        <w:t xml:space="preserve"> usando “Abrir en navegador externo”.</w:t>
+      </w:r>
+    </w:p>
+    <w:p>
+      <w:pPr>
+        <w:pStyle w:val="NormalWeb"/>
+        <w:rPr>
+          <w:rStyle w:val="Textoennegrita"/>
+        </w:rPr>
+      </w:pPr>
+      <w:r>
+        <w:rPr>
+          <w:rFonts w:ascii="Segoe UI Emoji" w:hAnsi="Segoe UI Emoji" w:cs="Segoe UI Emoji"/>
+        </w:rPr>
+        <w:t>👉</w:t>
+      </w:r>
+      <w:r>
+        <w:t xml:space="preserve"> </w:t>
+      </w:r>
+      <w:r>
+        <w:rPr>
+          <w:rStyle w:val="Textoennegrita"/>
+        </w:rPr>
+        <w:t>Prototipo aquí:</w:t>
+      </w:r>
+    </w:p>
+    <w:p>
+      <w:pPr>
+        <w:pStyle w:val="NormalWeb"/>
+      </w:pPr>
+      <w:r>
+        <w:br/>
+      </w:r>
+      <w:r>
+        <w:rPr>
+          <w:rFonts w:ascii="Segoe UI Emoji" w:hAnsi="Segoe UI Emoji" w:cs="Segoe UI Emoji"/>
+        </w:rPr>
+        <w:t>🔗</w:t>
+      </w:r>
+      <w:bookmarkStart w:id="0" w:name="_GoBack"/>
+      <w:bookmarkEnd w:id="0"/>
+    </w:p>
+    <w:p>
+      <w:pPr>
+        <w:pStyle w:val="NormalWeb"/>
+      </w:pPr>
+      <w:r>
+        <w:fldChar w:fldCharType="begin"/>
+      </w:r>
+      <w:r>
+        <w:instrText xml:space="preserve"> HYPERLINK "</w:instrText>
+      </w:r>
+      <w:r>
+        <w:instrText>https://www.figma.com/make/uZMEFyX3Won8yStf2AMpxA/BandasMatch?fullscreen=1&amp;t=99msh1jXYyxKwDeN-1</w:instrText>
+      </w:r>
+      <w:r>
+        <w:instrText xml:space="preserve">" </w:instrText>
+      </w:r>
+      <w:r>
+        <w:fldChar w:fldCharType="separate"/>
+      </w:r>
+      <w:r>
+        <w:rPr>
+          <w:rStyle w:val="Hipervnculo"/>
+        </w:rPr>
+        <w:t>https://www.figma.com/make/uZMEFyX3Won8yStf2AMpxA/BandasMatch?fullscreen=1&amp;t=99msh1jXYyxKwDeN-1</w:t>
+      </w:r>
+      <w:r>
+        <w:fldChar w:fldCharType="end"/>
+      </w:r>
+    </w:p>
+    <w:p>
+      <w:pPr>
+        <w:pStyle w:val="NormalWeb"/>
+      </w:pPr>
+    </w:p>
+    <w:p>
+      <w:pPr>
+        <w:pStyle w:val="NormalWeb"/>
+      </w:pPr>
+      <w:r>
+        <w:rPr>
+          <w:rStyle w:val="Textoennegrita"/>
+        </w:rPr>
+        <w:t>Qué hacer:</w:t>
+      </w:r>
+      <w:r>
+        <w:br/>
+        <w:t>1️</w:t>
+      </w:r>
+      <w:r>
+        <w:rPr>
+          <w:rFonts w:ascii="Tahoma" w:hAnsi="Tahoma" w:cs="Tahoma"/>
+        </w:rPr>
+        <w:t>⃣</w:t>
+      </w:r>
+      <w:r>
+        <w:t xml:space="preserve"> </w:t>
+      </w:r>
+      <w:r>
+        <w:t>1️</w:t>
+      </w:r>
+      <w:r>
+        <w:rPr>
+          <w:rFonts w:ascii="Tahoma" w:hAnsi="Tahoma" w:cs="Tahoma"/>
+        </w:rPr>
+        <w:t>⃣</w:t>
+      </w:r>
+      <w:r>
+        <w:t xml:space="preserve"> </w:t>
+      </w:r>
+      <w:proofErr w:type="gramStart"/>
+      <w:r>
+        <w:t>Regístrate  y</w:t>
+      </w:r>
+      <w:proofErr w:type="gramEnd"/>
+      <w:r>
+        <w:t xml:space="preserve"> crea tu perfil de músico.</w:t>
+      </w:r>
+      <w:r>
+        <w:br/>
+        <w:t>2️</w:t>
+      </w:r>
+      <w:r>
+        <w:rPr>
+          <w:rFonts w:ascii="Tahoma" w:hAnsi="Tahoma" w:cs="Tahoma"/>
+        </w:rPr>
+        <w:t>⃣</w:t>
+      </w:r>
+      <w:r>
+        <w:t xml:space="preserve"> Métete a  </w:t>
+      </w:r>
+      <w:r>
+        <w:rPr>
+          <w:b/>
+        </w:rPr>
+        <w:t>COLABORACIONES.</w:t>
+      </w:r>
+      <w:r>
+        <w:br/>
+        <w:t>3️</w:t>
+      </w:r>
+      <w:r>
+        <w:rPr>
+          <w:rFonts w:ascii="Tahoma" w:hAnsi="Tahoma" w:cs="Tahoma"/>
+        </w:rPr>
+        <w:t>⃣</w:t>
+      </w:r>
+      <w:r>
+        <w:t xml:space="preserve"> Prueba los géneros y filtros.</w:t>
+      </w:r>
+      <w:r>
+        <w:br/>
+        <w:t>4️</w:t>
+      </w:r>
+      <w:r>
+        <w:rPr>
+          <w:rFonts w:ascii="Tahoma" w:hAnsi="Tahoma" w:cs="Tahoma"/>
+        </w:rPr>
+        <w:t>⃣</w:t>
+      </w:r>
+      <w:r>
+        <w:t xml:space="preserve"> Manda un mensaje al músico que quieras contactar.</w:t>
+      </w:r>
+    </w:p>
+    <w:p>
+      <w:pPr>
+        <w:pStyle w:val="NormalWeb"/>
+        <w:rPr>
+          <w:b/>
+          <w:sz w:val="32"/>
+        </w:rPr>
+      </w:pPr>
+      <w:r>
+        <w:rPr>
+          <w:rFonts w:ascii="Segoe UI Emoji" w:hAnsi="Segoe UI Emoji" w:cs="Segoe UI Emoji"/>
+          <w:b/>
+          <w:sz w:val="32"/>
+        </w:rPr>
+        <w:t>⚠</w:t>
+      </w:r>
+      <w:r>
+        <w:rPr>
+          <w:b/>
+          <w:sz w:val="32"/>
+        </w:rPr>
+        <w:t>️ Aviso rápido</w:t>
+      </w:r>
+      <w:r>
+        <w:rPr>
+          <w:b/>
+          <w:sz w:val="32"/>
+        </w:rPr>
+        <w:br/>
+      </w:r>
+      <w:proofErr w:type="spellStart"/>
+      <w:r>
+        <w:rPr>
+          <w:b/>
+          <w:sz w:val="32"/>
+        </w:rPr>
+        <w:t>Figma</w:t>
+      </w:r>
+      <w:proofErr w:type="spellEnd"/>
+      <w:r>
+        <w:rPr>
+          <w:b/>
+          <w:sz w:val="32"/>
+        </w:rPr>
+        <w:t xml:space="preserve"> muestra un mensaje automático de seguridad.</w:t>
+      </w:r>
+      <w:r>
+        <w:rPr>
+          <w:b/>
+          <w:sz w:val="32"/>
+        </w:rPr>
+        <w:br/>
+        <w:t>Es normal.</w:t>
+      </w:r>
+      <w:r>
+        <w:rPr>
+          <w:b/>
+          <w:sz w:val="32"/>
+        </w:rPr>
+        <w:br/>
+        <w:t>Usa datos ficticios. Es solo una prueba.</w:t>
+      </w:r>
+    </w:p>
+    <w:p>
+      <w:pPr>
+        <w:pStyle w:val="NormalWeb"/>
+        <w:rPr>
+          <w:rFonts w:ascii="Segoe UI Emoji" w:hAnsi="Segoe UI Emoji" w:cs="Segoe UI Emoji"/>
+        </w:rPr>
+      </w:pPr>
+      <w:r>
+        <w:br/>
+      </w:r>
+      <w:r>
+        <w:rPr>
+          <w:rFonts w:ascii="Segoe UI Emoji" w:hAnsi="Segoe UI Emoji" w:cs="Segoe UI Emoji"/>
+        </w:rPr>
+        <w:t>💬</w:t>
+      </w:r>
+      <w:r>
+        <w:t xml:space="preserve"> </w:t>
+      </w:r>
+      <w:r>
+        <w:rPr>
+          <w:rFonts w:ascii="Segoe UI Emoji" w:hAnsi="Segoe UI Emoji" w:cs="Segoe UI Emoji"/>
+        </w:rPr>
+        <w:t>Usando el siguiente enlace podemos ver que necesitamos mejorar. L</w:t>
+      </w:r>
+      <w:r>
+        <w:rPr>
+          <w:rFonts w:ascii="Segoe UI Emoji" w:hAnsi="Segoe UI Emoji" w:cs="Segoe UI Emoji"/>
+        </w:rPr>
+        <w:t>lena este cuestionario</w:t>
+      </w:r>
+      <w:r>
+        <w:rPr>
+          <w:rFonts w:ascii="Segoe UI Emoji" w:hAnsi="Segoe UI Emoji" w:cs="Segoe UI Emoji"/>
+        </w:rPr>
+        <w:t xml:space="preserve"> para crecer</w:t>
+      </w:r>
+      <w:r>
+        <w:rPr>
+          <w:rFonts w:ascii="Segoe UI Emoji" w:hAnsi="Segoe UI Emoji" w:cs="Segoe UI Emoji"/>
+        </w:rPr>
+        <w:t>.</w:t>
+      </w:r>
+    </w:p>
+    <w:p>
+      <w:pPr>
+        <w:rPr>
+          <w:rStyle w:val="Hipervnculo"/>
+          <w:sz w:val="24"/>
+        </w:rPr>
+      </w:pPr>
+      <w:hyperlink r:id="rId9" w:history="1">
+        <w:r>
+          <w:rPr>
+            <w:rStyle w:val="Hipervnculo"/>
+            <w:sz w:val="24"/>
+          </w:rPr>
+          <w:t>https://docs.google.com/forms/d/e/1FAIpQLSej70cx4xECa4IvFOraQIHUYtR5uDpqX1aQVaFH_AYeUiIK3g/viewform?usp=publish-editor</w:t>
+        </w:r>
+      </w:hyperlink>
+    </w:p>
+    <w:p>
+      <w:pPr>
+        <w:pStyle w:val="NormalWeb"/>
+      </w:pPr>
+      <w:r>
         <w:br/>
         <w:t>Esto es para dejarla lista antes del lanzamiento oficial.</w:t>
       </w:r>
